--- a/Nuclear_Central_Manager_Workshop.docx
+++ b/Nuclear_Central_Manager_Workshop.docx
@@ -20,7 +20,7 @@
       </w:pPr>
       <w:r>
         <w:rPr>
-          <w:rFonts w:ascii="Arial Unicode MS" w:cs="Arial Unicode MS" w:eastAsia="Arial Unicode MS" w:hAnsi="Arial Unicode MS"/>
+          <w:rFonts w:ascii="Arimo" w:cs="Arimo" w:eastAsia="Arimo" w:hAnsi="Arimo"/>
           <w:sz w:val="96"/>
           <w:szCs w:val="96"/>
           <w:rtl w:val="0"/>
@@ -372,290 +372,332 @@
                       <wpg:cNvGrpSpPr/>
                       <wpg:grpSpPr>
                         <a:xfrm>
-                          <a:off x="2009775" y="1881175"/>
+                          <a:off x="2480400" y="2002000"/>
                           <a:ext cx="5731200" cy="3556000"/>
-                          <a:chOff x="2009775" y="1881175"/>
-                          <a:chExt cx="5734050" cy="3552850"/>
+                          <a:chOff x="2480400" y="2002000"/>
+                          <a:chExt cx="5731200" cy="3556000"/>
                         </a:xfrm>
                       </wpg:grpSpPr>
-                      <pic:pic>
-                        <pic:nvPicPr>
-                          <pic:cNvPr id="2" name="Shape 2"/>
-                          <pic:cNvPicPr preferRelativeResize="0"/>
-                        </pic:nvPicPr>
-                        <pic:blipFill>
-                          <a:blip r:embed="rId6">
-                            <a:alphaModFix/>
-                          </a:blip>
-                          <a:stretch>
-                            <a:fillRect/>
-                          </a:stretch>
-                        </pic:blipFill>
-                        <pic:spPr>
+                      <wpg:grpSp>
+                        <wpg:cNvGrpSpPr/>
+                        <wpg:grpSpPr>
                           <a:xfrm>
-                            <a:off x="2009775" y="1881188"/>
-                            <a:ext cx="5734050" cy="3552825"/>
+                            <a:off x="2480400" y="2002000"/>
+                            <a:ext cx="5731200" cy="3556000"/>
+                            <a:chOff x="2009775" y="1881175"/>
+                            <a:chExt cx="5734050" cy="3552850"/>
                           </a:xfrm>
-                          <a:prstGeom prst="rect">
-                            <a:avLst/>
-                          </a:prstGeom>
-                          <a:noFill/>
-                          <a:ln>
+                        </wpg:grpSpPr>
+                        <wps:wsp>
+                          <wps:cNvSpPr/>
+                          <wps:cNvPr id="3" name="Shape 3"/>
+                          <wps:spPr>
+                            <a:xfrm>
+                              <a:off x="2009775" y="1881175"/>
+                              <a:ext cx="5734050" cy="3552850"/>
+                            </a:xfrm>
+                            <a:prstGeom prst="rect">
+                              <a:avLst/>
+                            </a:prstGeom>
                             <a:noFill/>
-                          </a:ln>
-                        </pic:spPr>
-                      </pic:pic>
-                      <wps:wsp>
-                        <wps:cNvSpPr/>
-                        <wps:cNvPr id="3" name="Shape 3"/>
-                        <wps:spPr>
-                          <a:xfrm>
-                            <a:off x="6519075" y="3181800"/>
-                            <a:ext cx="644400" cy="475800"/>
-                          </a:xfrm>
-                          <a:prstGeom prst="rect">
-                            <a:avLst/>
-                          </a:prstGeom>
-                          <a:solidFill>
-                            <a:srgbClr val="CFE2F3"/>
-                          </a:solidFill>
-                          <a:ln cap="flat" cmpd="sng" w="9525">
+                            <a:ln>
+                              <a:noFill/>
+                            </a:ln>
+                          </wps:spPr>
+                          <wps:txbx>
+                            <w:txbxContent>
+                              <w:p>
+                                <w:pPr>
+                                  <w:spacing w:after="0" w:before="0" w:line="240"/>
+                                  <w:ind w:left="0" w:right="0" w:firstLine="0"/>
+                                  <w:jc w:val="left"/>
+                                  <w:textDirection w:val="btLr"/>
+                                </w:pPr>
+                              </w:p>
+                            </w:txbxContent>
+                          </wps:txbx>
+                          <wps:bodyPr anchorCtr="0" anchor="ctr" bIns="91425" lIns="91425" spcFirstLastPara="1" rIns="91425" wrap="square" tIns="91425">
+                            <a:noAutofit/>
+                          </wps:bodyPr>
+                        </wps:wsp>
+                        <pic:pic>
+                          <pic:nvPicPr>
+                            <pic:cNvPr id="4" name="Shape 4"/>
+                            <pic:cNvPicPr preferRelativeResize="0"/>
+                          </pic:nvPicPr>
+                          <pic:blipFill rotWithShape="1">
+                            <a:blip r:embed="rId6">
+                              <a:alphaModFix/>
+                            </a:blip>
+                            <a:srcRect b="0" l="0" r="0" t="0"/>
+                            <a:stretch/>
+                          </pic:blipFill>
+                          <pic:spPr>
+                            <a:xfrm>
+                              <a:off x="2009775" y="1881188"/>
+                              <a:ext cx="5734050" cy="3552825"/>
+                            </a:xfrm>
+                            <a:prstGeom prst="rect">
+                              <a:avLst/>
+                            </a:prstGeom>
+                            <a:noFill/>
+                            <a:ln>
+                              <a:noFill/>
+                            </a:ln>
+                          </pic:spPr>
+                        </pic:pic>
+                        <wps:wsp>
+                          <wps:cNvSpPr/>
+                          <wps:cNvPr id="5" name="Shape 5"/>
+                          <wps:spPr>
+                            <a:xfrm>
+                              <a:off x="6519075" y="3181800"/>
+                              <a:ext cx="644400" cy="475800"/>
+                            </a:xfrm>
+                            <a:prstGeom prst="rect">
+                              <a:avLst/>
+                            </a:prstGeom>
                             <a:solidFill>
-                              <a:srgbClr val="000000"/>
+                              <a:srgbClr val="CFE2F3"/>
                             </a:solidFill>
-                            <a:prstDash val="solid"/>
-                            <a:round/>
-                            <a:headEnd len="sm" w="sm" type="none"/>
-                            <a:tailEnd len="sm" w="sm" type="none"/>
-                          </a:ln>
-                        </wps:spPr>
-                        <wps:txbx>
-                          <w:txbxContent>
-                            <w:p>
-                              <w:pPr>
-                                <w:spacing w:after="0" w:before="0" w:line="240"/>
-                                <w:ind w:left="0" w:right="0" w:firstLine="0"/>
-                                <w:jc w:val="center"/>
-                                <w:textDirection w:val="btLr"/>
-                              </w:pPr>
-                              <w:r>
-                                <w:rPr>
-                                  <w:rFonts w:ascii="Helvetica Neue" w:cs="Helvetica Neue" w:eastAsia="Helvetica Neue" w:hAnsi="Helvetica Neue"/>
-                                  <w:b w:val="1"/>
-                                  <w:i w:val="0"/>
-                                  <w:smallCaps w:val="0"/>
-                                  <w:strike w:val="0"/>
-                                  <w:color w:val="000000"/>
-                                  <w:sz w:val="18"/>
-                                  <w:vertAlign w:val="baseline"/>
-                                </w:rPr>
-                                <w:t xml:space="preserve"> HW2</w:t>
-                              </w:r>
-                              <w:r>
-                                <w:rPr>
-                                  <w:rFonts w:ascii="Helvetica Neue Light" w:cs="Helvetica Neue Light" w:eastAsia="Helvetica Neue Light" w:hAnsi="Helvetica Neue Light"/>
-                                  <w:b w:val="0"/>
-                                  <w:i w:val="0"/>
-                                  <w:smallCaps w:val="0"/>
-                                  <w:strike w:val="0"/>
-                                  <w:color w:val="000000"/>
-                                  <w:sz w:val="18"/>
-                                  <w:vertAlign w:val="baseline"/>
-                                </w:rPr>
-                                <w:t xml:space="preserve"> </w:t>
-                              </w:r>
-                            </w:p>
-                          </w:txbxContent>
-                        </wps:txbx>
-                        <wps:bodyPr anchorCtr="0" anchor="ctr" bIns="91425" lIns="91425" spcFirstLastPara="1" rIns="91425" wrap="square" tIns="91425">
-                          <a:noAutofit/>
-                        </wps:bodyPr>
-                      </wps:wsp>
-                      <wps:wsp>
-                        <wps:cNvSpPr/>
-                        <wps:cNvPr id="4" name="Shape 4"/>
-                        <wps:spPr>
-                          <a:xfrm>
-                            <a:off x="2598575" y="3494300"/>
-                            <a:ext cx="644400" cy="475800"/>
-                          </a:xfrm>
-                          <a:prstGeom prst="rect">
-                            <a:avLst/>
-                          </a:prstGeom>
-                          <a:solidFill>
-                            <a:srgbClr val="CFE2F3"/>
-                          </a:solidFill>
-                          <a:ln cap="flat" cmpd="sng" w="9525">
+                            <a:ln cap="flat" cmpd="sng" w="9525">
+                              <a:solidFill>
+                                <a:srgbClr val="000000"/>
+                              </a:solidFill>
+                              <a:prstDash val="solid"/>
+                              <a:round/>
+                              <a:headEnd len="sm" w="sm" type="none"/>
+                              <a:tailEnd len="sm" w="sm" type="none"/>
+                            </a:ln>
+                          </wps:spPr>
+                          <wps:txbx>
+                            <w:txbxContent>
+                              <w:p>
+                                <w:pPr>
+                                  <w:spacing w:after="0" w:before="0" w:line="240"/>
+                                  <w:ind w:left="0" w:right="0" w:firstLine="0"/>
+                                  <w:jc w:val="center"/>
+                                  <w:textDirection w:val="btLr"/>
+                                </w:pPr>
+                                <w:r>
+                                  <w:rPr>
+                                    <w:rFonts w:ascii="Helvetica Neue" w:cs="Helvetica Neue" w:eastAsia="Helvetica Neue" w:hAnsi="Helvetica Neue"/>
+                                    <w:b w:val="1"/>
+                                    <w:i w:val="0"/>
+                                    <w:smallCaps w:val="0"/>
+                                    <w:strike w:val="0"/>
+                                    <w:color w:val="000000"/>
+                                    <w:sz w:val="18"/>
+                                    <w:vertAlign w:val="baseline"/>
+                                  </w:rPr>
+                                  <w:t xml:space="preserve"> HW2</w:t>
+                                </w:r>
+                                <w:r>
+                                  <w:rPr>
+                                    <w:rFonts w:ascii="Helvetica Neue Light" w:cs="Helvetica Neue Light" w:eastAsia="Helvetica Neue Light" w:hAnsi="Helvetica Neue Light"/>
+                                    <w:b w:val="0"/>
+                                    <w:i w:val="0"/>
+                                    <w:smallCaps w:val="0"/>
+                                    <w:strike w:val="0"/>
+                                    <w:color w:val="000000"/>
+                                    <w:sz w:val="18"/>
+                                    <w:vertAlign w:val="baseline"/>
+                                  </w:rPr>
+                                  <w:t xml:space="preserve"> </w:t>
+                                </w:r>
+                              </w:p>
+                            </w:txbxContent>
+                          </wps:txbx>
+                          <wps:bodyPr anchorCtr="0" anchor="ctr" bIns="91425" lIns="91425" spcFirstLastPara="1" rIns="91425" wrap="square" tIns="91425">
+                            <a:noAutofit/>
+                          </wps:bodyPr>
+                        </wps:wsp>
+                        <wps:wsp>
+                          <wps:cNvSpPr/>
+                          <wps:cNvPr id="6" name="Shape 6"/>
+                          <wps:spPr>
+                            <a:xfrm>
+                              <a:off x="2598575" y="3494300"/>
+                              <a:ext cx="644400" cy="475800"/>
+                            </a:xfrm>
+                            <a:prstGeom prst="rect">
+                              <a:avLst/>
+                            </a:prstGeom>
                             <a:solidFill>
-                              <a:srgbClr val="000000"/>
+                              <a:srgbClr val="CFE2F3"/>
                             </a:solidFill>
-                            <a:prstDash val="solid"/>
-                            <a:round/>
-                            <a:headEnd len="sm" w="sm" type="none"/>
-                            <a:tailEnd len="sm" w="sm" type="none"/>
-                          </a:ln>
-                        </wps:spPr>
-                        <wps:txbx>
-                          <w:txbxContent>
-                            <w:p>
-                              <w:pPr>
-                                <w:spacing w:after="0" w:before="0" w:line="240"/>
-                                <w:ind w:left="0" w:right="0" w:firstLine="0"/>
-                                <w:jc w:val="center"/>
-                                <w:textDirection w:val="btLr"/>
-                              </w:pPr>
-                              <w:r>
-                                <w:rPr>
-                                  <w:rFonts w:ascii="Helvetica Neue" w:cs="Helvetica Neue" w:eastAsia="Helvetica Neue" w:hAnsi="Helvetica Neue"/>
-                                  <w:b w:val="1"/>
-                                  <w:i w:val="0"/>
-                                  <w:smallCaps w:val="0"/>
-                                  <w:strike w:val="0"/>
-                                  <w:color w:val="000000"/>
-                                  <w:sz w:val="18"/>
-                                  <w:vertAlign w:val="baseline"/>
-                                </w:rPr>
-                                <w:t xml:space="preserve"> HW1</w:t>
-                              </w:r>
-                              <w:r>
-                                <w:rPr>
-                                  <w:rFonts w:ascii="Helvetica Neue Light" w:cs="Helvetica Neue Light" w:eastAsia="Helvetica Neue Light" w:hAnsi="Helvetica Neue Light"/>
-                                  <w:b w:val="0"/>
-                                  <w:i w:val="0"/>
-                                  <w:smallCaps w:val="0"/>
-                                  <w:strike w:val="0"/>
-                                  <w:color w:val="000000"/>
-                                  <w:sz w:val="18"/>
-                                  <w:vertAlign w:val="baseline"/>
-                                </w:rPr>
-                                <w:t xml:space="preserve"> </w:t>
-                              </w:r>
-                            </w:p>
-                          </w:txbxContent>
-                        </wps:txbx>
-                        <wps:bodyPr anchorCtr="0" anchor="ctr" bIns="91425" lIns="91425" spcFirstLastPara="1" rIns="91425" wrap="square" tIns="91425">
-                          <a:noAutofit/>
-                        </wps:bodyPr>
-                      </wps:wsp>
-                      <wps:wsp>
-                        <wps:cNvSpPr/>
-                        <wps:cNvPr id="5" name="Shape 5"/>
-                        <wps:spPr>
-                          <a:xfrm>
-                            <a:off x="7004000" y="4347200"/>
-                            <a:ext cx="644400" cy="475800"/>
-                          </a:xfrm>
-                          <a:prstGeom prst="rect">
-                            <a:avLst/>
-                          </a:prstGeom>
-                          <a:solidFill>
-                            <a:srgbClr val="CFE2F3"/>
-                          </a:solidFill>
-                          <a:ln cap="flat" cmpd="sng" w="9525">
+                            <a:ln cap="flat" cmpd="sng" w="9525">
+                              <a:solidFill>
+                                <a:srgbClr val="000000"/>
+                              </a:solidFill>
+                              <a:prstDash val="solid"/>
+                              <a:round/>
+                              <a:headEnd len="sm" w="sm" type="none"/>
+                              <a:tailEnd len="sm" w="sm" type="none"/>
+                            </a:ln>
+                          </wps:spPr>
+                          <wps:txbx>
+                            <w:txbxContent>
+                              <w:p>
+                                <w:pPr>
+                                  <w:spacing w:after="0" w:before="0" w:line="240"/>
+                                  <w:ind w:left="0" w:right="0" w:firstLine="0"/>
+                                  <w:jc w:val="center"/>
+                                  <w:textDirection w:val="btLr"/>
+                                </w:pPr>
+                                <w:r>
+                                  <w:rPr>
+                                    <w:rFonts w:ascii="Helvetica Neue" w:cs="Helvetica Neue" w:eastAsia="Helvetica Neue" w:hAnsi="Helvetica Neue"/>
+                                    <w:b w:val="1"/>
+                                    <w:i w:val="0"/>
+                                    <w:smallCaps w:val="0"/>
+                                    <w:strike w:val="0"/>
+                                    <w:color w:val="000000"/>
+                                    <w:sz w:val="18"/>
+                                    <w:vertAlign w:val="baseline"/>
+                                  </w:rPr>
+                                  <w:t xml:space="preserve"> HW1</w:t>
+                                </w:r>
+                                <w:r>
+                                  <w:rPr>
+                                    <w:rFonts w:ascii="Helvetica Neue Light" w:cs="Helvetica Neue Light" w:eastAsia="Helvetica Neue Light" w:hAnsi="Helvetica Neue Light"/>
+                                    <w:b w:val="0"/>
+                                    <w:i w:val="0"/>
+                                    <w:smallCaps w:val="0"/>
+                                    <w:strike w:val="0"/>
+                                    <w:color w:val="000000"/>
+                                    <w:sz w:val="18"/>
+                                    <w:vertAlign w:val="baseline"/>
+                                  </w:rPr>
+                                  <w:t xml:space="preserve"> </w:t>
+                                </w:r>
+                              </w:p>
+                            </w:txbxContent>
+                          </wps:txbx>
+                          <wps:bodyPr anchorCtr="0" anchor="ctr" bIns="91425" lIns="91425" spcFirstLastPara="1" rIns="91425" wrap="square" tIns="91425">
+                            <a:noAutofit/>
+                          </wps:bodyPr>
+                        </wps:wsp>
+                        <wps:wsp>
+                          <wps:cNvSpPr/>
+                          <wps:cNvPr id="7" name="Shape 7"/>
+                          <wps:spPr>
+                            <a:xfrm>
+                              <a:off x="7004000" y="4347200"/>
+                              <a:ext cx="644400" cy="475800"/>
+                            </a:xfrm>
+                            <a:prstGeom prst="rect">
+                              <a:avLst/>
+                            </a:prstGeom>
                             <a:solidFill>
-                              <a:srgbClr val="000000"/>
+                              <a:srgbClr val="CFE2F3"/>
                             </a:solidFill>
-                            <a:prstDash val="solid"/>
-                            <a:round/>
-                            <a:headEnd len="sm" w="sm" type="none"/>
-                            <a:tailEnd len="sm" w="sm" type="none"/>
-                          </a:ln>
-                        </wps:spPr>
-                        <wps:txbx>
-                          <w:txbxContent>
-                            <w:p>
-                              <w:pPr>
-                                <w:spacing w:after="0" w:before="0" w:line="240"/>
-                                <w:ind w:left="0" w:right="0" w:firstLine="0"/>
-                                <w:jc w:val="center"/>
-                                <w:textDirection w:val="btLr"/>
-                              </w:pPr>
-                              <w:r>
-                                <w:rPr>
-                                  <w:rFonts w:ascii="Helvetica Neue" w:cs="Helvetica Neue" w:eastAsia="Helvetica Neue" w:hAnsi="Helvetica Neue"/>
-                                  <w:b w:val="1"/>
-                                  <w:i w:val="0"/>
-                                  <w:smallCaps w:val="0"/>
-                                  <w:strike w:val="0"/>
-                                  <w:color w:val="000000"/>
-                                  <w:sz w:val="18"/>
-                                  <w:vertAlign w:val="baseline"/>
-                                </w:rPr>
-                                <w:t xml:space="preserve"> HW3</w:t>
-                              </w:r>
-                              <w:r>
-                                <w:rPr>
-                                  <w:rFonts w:ascii="Helvetica Neue Light" w:cs="Helvetica Neue Light" w:eastAsia="Helvetica Neue Light" w:hAnsi="Helvetica Neue Light"/>
-                                  <w:b w:val="0"/>
-                                  <w:i w:val="0"/>
-                                  <w:smallCaps w:val="0"/>
-                                  <w:strike w:val="0"/>
-                                  <w:color w:val="000000"/>
-                                  <w:sz w:val="18"/>
-                                  <w:vertAlign w:val="baseline"/>
-                                </w:rPr>
-                                <w:t xml:space="preserve"> </w:t>
-                              </w:r>
-                            </w:p>
-                          </w:txbxContent>
-                        </wps:txbx>
-                        <wps:bodyPr anchorCtr="0" anchor="ctr" bIns="91425" lIns="91425" spcFirstLastPara="1" rIns="91425" wrap="square" tIns="91425">
-                          <a:noAutofit/>
-                        </wps:bodyPr>
-                      </wps:wsp>
-                      <wps:wsp>
-                        <wps:cNvSpPr/>
-                        <wps:cNvPr id="6" name="Shape 6"/>
-                        <wps:spPr>
-                          <a:xfrm>
-                            <a:off x="2876500" y="4888050"/>
-                            <a:ext cx="1080900" cy="227400"/>
-                          </a:xfrm>
-                          <a:prstGeom prst="rect">
-                            <a:avLst/>
-                          </a:prstGeom>
-                          <a:solidFill>
-                            <a:srgbClr val="CFE2F3"/>
-                          </a:solidFill>
-                          <a:ln cap="flat" cmpd="sng" w="9525">
+                            <a:ln cap="flat" cmpd="sng" w="9525">
+                              <a:solidFill>
+                                <a:srgbClr val="000000"/>
+                              </a:solidFill>
+                              <a:prstDash val="solid"/>
+                              <a:round/>
+                              <a:headEnd len="sm" w="sm" type="none"/>
+                              <a:tailEnd len="sm" w="sm" type="none"/>
+                            </a:ln>
+                          </wps:spPr>
+                          <wps:txbx>
+                            <w:txbxContent>
+                              <w:p>
+                                <w:pPr>
+                                  <w:spacing w:after="0" w:before="0" w:line="240"/>
+                                  <w:ind w:left="0" w:right="0" w:firstLine="0"/>
+                                  <w:jc w:val="center"/>
+                                  <w:textDirection w:val="btLr"/>
+                                </w:pPr>
+                                <w:r>
+                                  <w:rPr>
+                                    <w:rFonts w:ascii="Helvetica Neue" w:cs="Helvetica Neue" w:eastAsia="Helvetica Neue" w:hAnsi="Helvetica Neue"/>
+                                    <w:b w:val="1"/>
+                                    <w:i w:val="0"/>
+                                    <w:smallCaps w:val="0"/>
+                                    <w:strike w:val="0"/>
+                                    <w:color w:val="000000"/>
+                                    <w:sz w:val="18"/>
+                                    <w:vertAlign w:val="baseline"/>
+                                  </w:rPr>
+                                  <w:t xml:space="preserve"> HW3</w:t>
+                                </w:r>
+                                <w:r>
+                                  <w:rPr>
+                                    <w:rFonts w:ascii="Helvetica Neue Light" w:cs="Helvetica Neue Light" w:eastAsia="Helvetica Neue Light" w:hAnsi="Helvetica Neue Light"/>
+                                    <w:b w:val="0"/>
+                                    <w:i w:val="0"/>
+                                    <w:smallCaps w:val="0"/>
+                                    <w:strike w:val="0"/>
+                                    <w:color w:val="000000"/>
+                                    <w:sz w:val="18"/>
+                                    <w:vertAlign w:val="baseline"/>
+                                  </w:rPr>
+                                  <w:t xml:space="preserve"> </w:t>
+                                </w:r>
+                              </w:p>
+                            </w:txbxContent>
+                          </wps:txbx>
+                          <wps:bodyPr anchorCtr="0" anchor="ctr" bIns="91425" lIns="91425" spcFirstLastPara="1" rIns="91425" wrap="square" tIns="91425">
+                            <a:noAutofit/>
+                          </wps:bodyPr>
+                        </wps:wsp>
+                        <wps:wsp>
+                          <wps:cNvSpPr/>
+                          <wps:cNvPr id="8" name="Shape 8"/>
+                          <wps:spPr>
+                            <a:xfrm>
+                              <a:off x="2876500" y="4888050"/>
+                              <a:ext cx="1080900" cy="227400"/>
+                            </a:xfrm>
+                            <a:prstGeom prst="rect">
+                              <a:avLst/>
+                            </a:prstGeom>
                             <a:solidFill>
-                              <a:srgbClr val="000000"/>
+                              <a:srgbClr val="CFE2F3"/>
                             </a:solidFill>
-                            <a:prstDash val="solid"/>
-                            <a:round/>
-                            <a:headEnd len="sm" w="sm" type="none"/>
-                            <a:tailEnd len="sm" w="sm" type="none"/>
-                          </a:ln>
-                        </wps:spPr>
-                        <wps:txbx>
-                          <w:txbxContent>
-                            <w:p>
-                              <w:pPr>
-                                <w:spacing w:after="0" w:before="0" w:line="240"/>
-                                <w:ind w:left="0" w:right="0" w:firstLine="0"/>
-                                <w:jc w:val="center"/>
-                                <w:textDirection w:val="btLr"/>
-                              </w:pPr>
-                              <w:r>
-                                <w:rPr>
-                                  <w:rFonts w:ascii="Helvetica Neue" w:cs="Helvetica Neue" w:eastAsia="Helvetica Neue" w:hAnsi="Helvetica Neue"/>
-                                  <w:b w:val="1"/>
-                                  <w:i w:val="0"/>
-                                  <w:smallCaps w:val="0"/>
-                                  <w:strike w:val="0"/>
-                                  <w:color w:val="000000"/>
-                                  <w:sz w:val="18"/>
-                                  <w:vertAlign w:val="baseline"/>
-                                </w:rPr>
-                                <w:t xml:space="preserve">LOGS</w:t>
-                              </w:r>
-                            </w:p>
-                          </w:txbxContent>
-                        </wps:txbx>
-                        <wps:bodyPr anchorCtr="0" anchor="ctr" bIns="91425" lIns="91425" spcFirstLastPara="1" rIns="91425" wrap="square" tIns="91425">
-                          <a:noAutofit/>
-                        </wps:bodyPr>
-                      </wps:wsp>
+                            <a:ln cap="flat" cmpd="sng" w="9525">
+                              <a:solidFill>
+                                <a:srgbClr val="000000"/>
+                              </a:solidFill>
+                              <a:prstDash val="solid"/>
+                              <a:round/>
+                              <a:headEnd len="sm" w="sm" type="none"/>
+                              <a:tailEnd len="sm" w="sm" type="none"/>
+                            </a:ln>
+                          </wps:spPr>
+                          <wps:txbx>
+                            <w:txbxContent>
+                              <w:p>
+                                <w:pPr>
+                                  <w:spacing w:after="0" w:before="0" w:line="240"/>
+                                  <w:ind w:left="0" w:right="0" w:firstLine="0"/>
+                                  <w:jc w:val="center"/>
+                                  <w:textDirection w:val="btLr"/>
+                                </w:pPr>
+                                <w:r>
+                                  <w:rPr>
+                                    <w:rFonts w:ascii="Helvetica Neue" w:cs="Helvetica Neue" w:eastAsia="Helvetica Neue" w:hAnsi="Helvetica Neue"/>
+                                    <w:b w:val="1"/>
+                                    <w:i w:val="0"/>
+                                    <w:smallCaps w:val="0"/>
+                                    <w:strike w:val="0"/>
+                                    <w:color w:val="000000"/>
+                                    <w:sz w:val="18"/>
+                                    <w:vertAlign w:val="baseline"/>
+                                  </w:rPr>
+                                  <w:t xml:space="preserve">LOGS</w:t>
+                                </w:r>
+                              </w:p>
+                            </w:txbxContent>
+                          </wps:txbx>
+                          <wps:bodyPr anchorCtr="0" anchor="ctr" bIns="91425" lIns="91425" spcFirstLastPara="1" rIns="91425" wrap="square" tIns="91425">
+                            <a:noAutofit/>
+                          </wps:bodyPr>
+                        </wps:wsp>
+                      </wpg:grpSp>
                     </wpg:wgp>
                   </a:graphicData>
                 </a:graphic>
@@ -1411,7 +1453,7 @@
         <w:spacing w:after="160" w:line="320" w:lineRule="auto"/>
         <w:rPr/>
       </w:pPr>
-      <w:bookmarkStart w:colFirst="0" w:colLast="0" w:name="_e8wab0x4ywkh" w:id="0"/>
+      <w:bookmarkStart w:colFirst="0" w:colLast="0" w:name="_cpkyep6fmrr0" w:id="0"/>
       <w:bookmarkEnd w:id="0"/>
       <w:r>
         <w:rPr>
@@ -1460,7 +1502,7 @@
         <w:pStyle w:val="Heading3"/>
         <w:rPr/>
       </w:pPr>
-      <w:bookmarkStart w:colFirst="0" w:colLast="0" w:name="_ig1yz7ugdjwl" w:id="1"/>
+      <w:bookmarkStart w:colFirst="0" w:colLast="0" w:name="_6t9in3sdt1et" w:id="1"/>
       <w:bookmarkEnd w:id="1"/>
       <w:r>
         <w:rPr>
@@ -1604,7 +1646,7 @@
         <w:pStyle w:val="Heading4"/>
         <w:rPr/>
       </w:pPr>
-      <w:bookmarkStart w:colFirst="0" w:colLast="0" w:name="_myww08ulr72i" w:id="2"/>
+      <w:bookmarkStart w:colFirst="0" w:colLast="0" w:name="_gv25kltxv9f" w:id="2"/>
       <w:bookmarkEnd w:id="2"/>
       <w:r>
         <w:rPr>
@@ -1617,7 +1659,7 @@
         <w:pStyle w:val="Heading3"/>
         <w:rPr/>
       </w:pPr>
-      <w:bookmarkStart w:colFirst="0" w:colLast="0" w:name="_e5tcutoh32q0" w:id="3"/>
+      <w:bookmarkStart w:colFirst="0" w:colLast="0" w:name="_spzqlnfwg2nr" w:id="3"/>
       <w:bookmarkEnd w:id="3"/>
       <w:r>
         <w:rPr>
@@ -1736,7 +1778,7 @@
           <w:color w:val="1b2a4a"/>
         </w:rPr>
       </w:pPr>
-      <w:bookmarkStart w:colFirst="0" w:colLast="0" w:name="_pizc76d8uzt0" w:id="4"/>
+      <w:bookmarkStart w:colFirst="0" w:colLast="0" w:name="_1nyn89jp2uxv" w:id="4"/>
       <w:bookmarkEnd w:id="4"/>
       <w:r>
         <w:rPr>
@@ -2395,7 +2437,7 @@
         <w:pStyle w:val="Heading3"/>
         <w:rPr/>
       </w:pPr>
-      <w:bookmarkStart w:colFirst="0" w:colLast="0" w:name="_5iwqs84xd9mb" w:id="5"/>
+      <w:bookmarkStart w:colFirst="0" w:colLast="0" w:name="_nfg2d0l37b6q" w:id="5"/>
       <w:bookmarkEnd w:id="5"/>
       <w:r>
         <w:rPr>
@@ -2440,7 +2482,7 @@
         <w:spacing w:after="160" w:line="320" w:lineRule="auto"/>
         <w:rPr/>
       </w:pPr>
-      <w:bookmarkStart w:colFirst="0" w:colLast="0" w:name="_11mdaodza2ph" w:id="6"/>
+      <w:bookmarkStart w:colFirst="0" w:colLast="0" w:name="_ujl93i13la4r" w:id="6"/>
       <w:bookmarkEnd w:id="6"/>
       <w:r>
         <w:rPr>
@@ -2787,7 +2829,7 @@
         <w:pStyle w:val="Heading3"/>
         <w:rPr/>
       </w:pPr>
-      <w:bookmarkStart w:colFirst="0" w:colLast="0" w:name="_8wpxfmhspdrp" w:id="7"/>
+      <w:bookmarkStart w:colFirst="0" w:colLast="0" w:name="_xrg9f51qwjs9" w:id="7"/>
       <w:bookmarkEnd w:id="7"/>
       <w:r>
         <w:rPr>
@@ -2854,7 +2896,7 @@
           <w:szCs w:val="20"/>
           <w:rtl w:val="0"/>
         </w:rPr>
-        <w:t xml:space="preserve">git clone https://github.com/eth-fdd-fs26/FDD-WE0-private.git</w:t>
+        <w:t xml:space="preserve">git clone https://github.com/eth-fdd-fs26/FDD-WE0-public.git</w:t>
       </w:r>
       <w:r>
         <w:rPr>
@@ -2909,7 +2951,7 @@
           <w:szCs w:val="20"/>
           <w:rtl w:val="0"/>
         </w:rPr>
-        <w:t xml:space="preserve">cd FDD-WE0-private</w:t>
+        <w:t xml:space="preserve">cd FDD-WE0-public</w:t>
       </w:r>
       <w:r>
         <w:rPr>
@@ -3775,7 +3817,7 @@
           <w:szCs w:val="20"/>
           <w:rtl w:val="0"/>
         </w:rPr>
-        <w:t xml:space="preserve">FDD-WE0-private/</w:t>
+        <w:t xml:space="preserve">FDD-WE0-public/</w:t>
       </w:r>
       <w:r>
         <w:rPr>
